--- a/data/revised_2026-10_full/tracked/v2/Maths/SS2.2_Area_of_Polygons/Mathematics_Area_of_Polygons_FinalExplanation_TeacherKey_TRACKED.docx
+++ b/data/revised_2026-10_full/tracked/v2/Maths/SS2.2_Area_of_Polygons/Mathematics_Area_of_Polygons_FinalExplanation_TeacherKey_TRACKED.docx
@@ -459,7 +459,7 @@
               </w:rPr>
               <w:t xml:space="preserve">Wanjiku's field notes contain two triangular sections. Triangle ABC: AB = 120 m, AC = 95 m, and the angle at A between them is 68°. Northern sub-plot</w:t>
             </w:r>
-            <w:del w:id="9001" w:author="Claude (AI) - proposed" w:date="2026-10-15T12:57:55Z">
+            <w:del w:id="9001" w:author="Claude (AI) - proposed" w:date="2026-10-18T00:31:05Z">
               <w:r>
                 <w:rPr>
                   <w:rFonts w:ascii="Arial" w:cs="Arial" w:eastAsia="Arial" w:hAnsi="Arial"/>
@@ -474,7 +474,7 @@
                 <w:delText xml:space="preserve">: sides 40 m, 55 m and 63</w:delText>
               </w:r>
             </w:del>
-            <w:ins w:id="9002" w:author="Claude (AI) - proposed" w:date="2026-10-15T12:57:55Z">
+            <w:ins w:id="9002" w:author="Claude (AI) - proposed" w:date="2026-10-18T00:31:05Z">
               <w:r>
                 <w:rPr>
                   <w:rFonts w:ascii="Arial" w:cs="Arial" w:eastAsia="Arial" w:hAnsi="Arial"/>
@@ -535,7 +535,7 @@
               </w:rPr>
               <w:t xml:space="preserve">(a) Triangle ABC: two sides and the included angle are known, so use A = ½ab sin C. Northern sub-plot: only the three side lengths are known, with no angle or height, so use Heron's formula. (b) Triangle ABC: A = ½ × 120 × 95 × sin 68° = 5 700 × 0.9272 ≈ 5 285 m². Northern sub-plot: s = (</w:t>
             </w:r>
-            <w:del w:id="9003" w:author="Claude (AI) - proposed" w:date="2026-10-15T12:57:55Z">
+            <w:del w:id="9003" w:author="Claude (AI) - proposed" w:date="2026-10-18T00:31:05Z">
               <w:r>
                 <w:rPr>
                   <w:rFonts w:ascii="Arial" w:cs="Arial" w:eastAsia="Arial" w:hAnsi="Arial"/>
@@ -550,7 +550,7 @@
                 <w:delText xml:space="preserve">40 + 55 + 63</w:delText>
               </w:r>
             </w:del>
-            <w:ins w:id="9004" w:author="Claude (AI) - proposed" w:date="2026-10-15T12:57:55Z">
+            <w:ins w:id="9004" w:author="Claude (AI) - proposed" w:date="2026-10-18T00:31:05Z">
               <w:r>
                 <w:rPr>
                   <w:rFonts w:ascii="Arial" w:cs="Arial" w:eastAsia="Arial" w:hAnsi="Arial"/>
@@ -578,7 +578,7 @@
               </w:rPr>
               <w:t xml:space="preserve">) ÷ 2 = </w:t>
             </w:r>
-            <w:del w:id="9005" w:author="Claude (AI) - proposed" w:date="2026-10-15T12:57:55Z">
+            <w:del w:id="9005" w:author="Claude (AI) - proposed" w:date="2026-10-18T00:31:05Z">
               <w:r>
                 <w:rPr>
                   <w:rFonts w:ascii="Arial" w:cs="Arial" w:eastAsia="Arial" w:hAnsi="Arial"/>
@@ -593,7 +593,7 @@
                 <w:delText xml:space="preserve">79</w:delText>
               </w:r>
             </w:del>
-            <w:ins w:id="9006" w:author="Claude (AI) - proposed" w:date="2026-10-15T12:57:55Z">
+            <w:ins w:id="9006" w:author="Claude (AI) - proposed" w:date="2026-10-18T00:31:05Z">
               <w:r>
                 <w:rPr>
                   <w:rFonts w:ascii="Arial" w:cs="Arial" w:eastAsia="Arial" w:hAnsi="Arial"/>
@@ -621,7 +621,7 @@
               </w:rPr>
               <w:t xml:space="preserve"> m. A = √[</w:t>
             </w:r>
-            <w:del w:id="9007" w:author="Claude (AI) - proposed" w:date="2026-10-15T12:57:55Z">
+            <w:del w:id="9007" w:author="Claude (AI) - proposed" w:date="2026-10-18T00:31:05Z">
               <w:r>
                 <w:rPr>
                   <w:rFonts w:ascii="Arial" w:cs="Arial" w:eastAsia="Arial" w:hAnsi="Arial"/>
@@ -636,7 +636,7 @@
                 <w:delText xml:space="preserve">79 × (79 − 40</w:delText>
               </w:r>
             </w:del>
-            <w:ins w:id="9008" w:author="Claude (AI) - proposed" w:date="2026-10-15T12:57:55Z">
+            <w:ins w:id="9008" w:author="Claude (AI) - proposed" w:date="2026-10-18T00:31:05Z">
               <w:r>
                 <w:rPr>
                   <w:rFonts w:ascii="Arial" w:cs="Arial" w:eastAsia="Arial" w:hAnsi="Arial"/>
@@ -664,7 +664,7 @@
               </w:rPr>
               <w:t xml:space="preserve">) × (</w:t>
             </w:r>
-            <w:del w:id="9009" w:author="Claude (AI) - proposed" w:date="2026-10-15T12:57:55Z">
+            <w:del w:id="9009" w:author="Claude (AI) - proposed" w:date="2026-10-18T00:31:05Z">
               <w:r>
                 <w:rPr>
                   <w:rFonts w:ascii="Arial" w:cs="Arial" w:eastAsia="Arial" w:hAnsi="Arial"/>
@@ -679,7 +679,7 @@
                 <w:delText xml:space="preserve">79 − 55</w:delText>
               </w:r>
             </w:del>
-            <w:ins w:id="9010" w:author="Claude (AI) - proposed" w:date="2026-10-15T12:57:55Z">
+            <w:ins w:id="9010" w:author="Claude (AI) - proposed" w:date="2026-10-18T00:31:05Z">
               <w:r>
                 <w:rPr>
                   <w:rFonts w:ascii="Arial" w:cs="Arial" w:eastAsia="Arial" w:hAnsi="Arial"/>
@@ -707,7 +707,7 @@
               </w:rPr>
               <w:t xml:space="preserve">) × (</w:t>
             </w:r>
-            <w:del w:id="9011" w:author="Claude (AI) - proposed" w:date="2026-10-15T12:57:55Z">
+            <w:del w:id="9011" w:author="Claude (AI) - proposed" w:date="2026-10-18T00:31:05Z">
               <w:r>
                 <w:rPr>
                   <w:rFonts w:ascii="Arial" w:cs="Arial" w:eastAsia="Arial" w:hAnsi="Arial"/>
@@ -722,7 +722,7 @@
                 <w:delText xml:space="preserve">79 − 63</w:delText>
               </w:r>
             </w:del>
-            <w:ins w:id="9012" w:author="Claude (AI) - proposed" w:date="2026-10-15T12:57:55Z">
+            <w:ins w:id="9012" w:author="Claude (AI) - proposed" w:date="2026-10-18T00:31:05Z">
               <w:r>
                 <w:rPr>
                   <w:rFonts w:ascii="Arial" w:cs="Arial" w:eastAsia="Arial" w:hAnsi="Arial"/>
@@ -750,7 +750,7 @@
               </w:rPr>
               <w:t xml:space="preserve">)] = √[</w:t>
             </w:r>
-            <w:del w:id="9013" w:author="Claude (AI) - proposed" w:date="2026-10-15T12:57:55Z">
+            <w:del w:id="9013" w:author="Claude (AI) - proposed" w:date="2026-10-18T00:31:05Z">
               <w:r>
                 <w:rPr>
                   <w:rFonts w:ascii="Arial" w:cs="Arial" w:eastAsia="Arial" w:hAnsi="Arial"/>
@@ -765,7 +765,7 @@
                 <w:delText xml:space="preserve">79 × 39 × 24 × 16</w:delText>
               </w:r>
             </w:del>
-            <w:ins w:id="9014" w:author="Claude (AI) - proposed" w:date="2026-10-15T12:57:55Z">
+            <w:ins w:id="9014" w:author="Claude (AI) - proposed" w:date="2026-10-18T00:31:05Z">
               <w:r>
                 <w:rPr>
                   <w:rFonts w:ascii="Arial" w:cs="Arial" w:eastAsia="Arial" w:hAnsi="Arial"/>
@@ -793,7 +793,7 @@
               </w:rPr>
               <w:t xml:space="preserve">] = √</w:t>
             </w:r>
-            <w:del w:id="9015" w:author="Claude (AI) - proposed" w:date="2026-10-15T12:57:55Z">
+            <w:del w:id="9015" w:author="Claude (AI) - proposed" w:date="2026-10-18T00:31:05Z">
               <w:r>
                 <w:rPr>
                   <w:rFonts w:ascii="Arial" w:cs="Arial" w:eastAsia="Arial" w:hAnsi="Arial"/>
@@ -808,7 +808,7 @@
                 <w:delText xml:space="preserve">1 183 104 ≈ 1 088</w:delText>
               </w:r>
             </w:del>
-            <w:ins w:id="9016" w:author="Claude (AI) - proposed" w:date="2026-10-15T12:57:55Z">
+            <w:ins w:id="9016" w:author="Claude (AI) - proposed" w:date="2026-10-18T00:31:05Z">
               <w:r>
                 <w:rPr>
                   <w:rFonts w:ascii="Arial" w:cs="Arial" w:eastAsia="Arial" w:hAnsi="Arial"/>
@@ -1226,7 +1226,7 @@
               </w:rPr>
               <w:t xml:space="preserve">(a) The surveyor first sketches the plot and draws diagonals from one vertex, splitting an n-sided plot into (n − 2) triangles. For the five-sided shamba these are ABC, ACD and ADE. For each triangle she checks which measurements she has, chooses a formula, calculates its area, and adds all the areas to get the total. (b) Toolkit: ½ × base × height when a perpendicular height is available; A = ½ab sin C when two sides and the included angle are known; Heron's formula, A = √[s(s − a)(s − b)(s − c)] with s = (a + b + c) ÷ 2, when all three sides are known and there is no angle or height; specific quadrilateral formulas for parallelograms, </w:t>
             </w:r>
-            <w:del w:id="9017" w:author="Claude (AI) - proposed" w:date="2026-10-15T12:57:55Z">
+            <w:del w:id="9017" w:author="Claude (AI) - proposed" w:date="2026-10-18T00:31:05Z">
               <w:r>
                 <w:rPr>
                   <w:rFonts w:ascii="Arial" w:cs="Arial" w:eastAsia="Arial" w:hAnsi="Arial"/>
@@ -1241,7 +1241,7 @@
                 <w:delText xml:space="preserve">trapezoids</w:delText>
               </w:r>
             </w:del>
-            <w:ins w:id="9018" w:author="Claude (AI) - proposed" w:date="2026-10-15T12:57:55Z">
+            <w:ins w:id="9018" w:author="Claude (AI) - proposed" w:date="2026-10-18T00:31:05Z">
               <w:r>
                 <w:rPr>
                   <w:rFonts w:ascii="Arial" w:cs="Arial" w:eastAsia="Arial" w:hAnsi="Arial"/>
@@ -1522,7 +1522,7 @@
               <w:spacing w:after="40" w:before="0"/>
               <w:jc w:val="left"/>
             </w:pPr>
-            <w:del w:id="9019" w:author="Claude (AI) - proposed" w:date="2026-10-15T12:57:55Z">
+            <w:del w:id="9019" w:author="Claude (AI) - proposed" w:date="2026-10-18T00:31:05Z">
               <w:r>
                 <w:rPr>
                   <w:rFonts w:ascii="Arial" w:cs="Arial" w:eastAsia="Arial" w:hAnsi="Arial"/>
@@ -1537,7 +1537,7 @@
                 <w:delText xml:space="preserve">Clearly</w:delText>
               </w:r>
             </w:del>
-            <w:ins w:id="9020" w:author="Claude (AI) - proposed" w:date="2026-10-15T12:57:55Z">
+            <w:ins w:id="9020" w:author="Claude (AI) - proposed" w:date="2026-10-18T00:31:05Z">
               <w:r>
                 <w:rPr>
                   <w:rFonts w:ascii="Arial" w:cs="Arial" w:eastAsia="Arial" w:hAnsi="Arial"/>
@@ -1585,7 +1585,7 @@
               <w:spacing w:after="40" w:before="0"/>
               <w:jc w:val="left"/>
             </w:pPr>
-            <w:del w:id="9021" w:author="Claude (AI) - proposed" w:date="2026-10-15T12:57:55Z">
+            <w:del w:id="9021" w:author="Claude (AI) - proposed" w:date="2026-10-18T00:31:05Z">
               <w:r>
                 <w:rPr>
                   <w:rFonts w:ascii="Arial" w:cs="Arial" w:eastAsia="Arial" w:hAnsi="Arial"/>
@@ -1600,7 +1600,7 @@
                 <w:delText xml:space="preserve">States</w:delText>
               </w:r>
             </w:del>
-            <w:ins w:id="9022" w:author="Claude (AI) - proposed" w:date="2026-10-15T12:57:55Z">
+            <w:ins w:id="9022" w:author="Claude (AI) - proposed" w:date="2026-10-18T00:31:05Z">
               <w:r>
                 <w:rPr>
                   <w:rFonts w:ascii="Arial" w:cs="Arial" w:eastAsia="Arial" w:hAnsi="Arial"/>
@@ -1648,7 +1648,7 @@
               <w:spacing w:after="40" w:before="0"/>
               <w:jc w:val="left"/>
             </w:pPr>
-            <w:del w:id="9023" w:author="Claude (AI) - proposed" w:date="2026-10-15T12:57:55Z">
+            <w:del w:id="9023" w:author="Claude (AI) - proposed" w:date="2026-10-18T00:31:05Z">
               <w:r>
                 <w:rPr>
                   <w:rFonts w:ascii="Arial" w:cs="Arial" w:eastAsia="Arial" w:hAnsi="Arial"/>
@@ -1663,7 +1663,7 @@
                 <w:delText xml:space="preserve">Gives</w:delText>
               </w:r>
             </w:del>
-            <w:ins w:id="9024" w:author="Claude (AI) - proposed" w:date="2026-10-15T12:57:55Z">
+            <w:ins w:id="9024" w:author="Claude (AI) - proposed" w:date="2026-10-18T00:31:05Z">
               <w:r>
                 <w:rPr>
                   <w:rFonts w:ascii="Arial" w:cs="Arial" w:eastAsia="Arial" w:hAnsi="Arial"/>
@@ -1746,7 +1746,7 @@
               <w:spacing w:after="40" w:before="0"/>
               <w:jc w:val="left"/>
             </w:pPr>
-            <w:del w:id="9025" w:author="Claude (AI) - proposed" w:date="2026-10-15T12:57:55Z">
+            <w:del w:id="9025" w:author="Claude (AI) - proposed" w:date="2026-10-18T00:31:05Z">
               <w:r>
                 <w:rPr>
                   <w:rFonts w:ascii="Arial" w:cs="Arial" w:eastAsia="Arial" w:hAnsi="Arial"/>
@@ -1761,7 +1761,7 @@
                 <w:delText xml:space="preserve">Chooses</w:delText>
               </w:r>
             </w:del>
-            <w:ins w:id="9026" w:author="Claude (AI) - proposed" w:date="2026-10-15T12:57:55Z">
+            <w:ins w:id="9026" w:author="Claude (AI) - proposed" w:date="2026-10-18T00:31:05Z">
               <w:r>
                 <w:rPr>
                   <w:rFonts w:ascii="Arial" w:cs="Arial" w:eastAsia="Arial" w:hAnsi="Arial"/>
@@ -1809,7 +1809,7 @@
               <w:spacing w:after="40" w:before="0"/>
               <w:jc w:val="left"/>
             </w:pPr>
-            <w:del w:id="9027" w:author="Claude (AI) - proposed" w:date="2026-10-15T12:57:55Z">
+            <w:del w:id="9027" w:author="Claude (AI) - proposed" w:date="2026-10-18T00:31:05Z">
               <w:r>
                 <w:rPr>
                   <w:rFonts w:ascii="Arial" w:cs="Arial" w:eastAsia="Arial" w:hAnsi="Arial"/>
@@ -1824,7 +1824,7 @@
                 <w:delText xml:space="preserve">Chooses</w:delText>
               </w:r>
             </w:del>
-            <w:ins w:id="9028" w:author="Claude (AI) - proposed" w:date="2026-10-15T12:57:55Z">
+            <w:ins w:id="9028" w:author="Claude (AI) - proposed" w:date="2026-10-18T00:31:05Z">
               <w:r>
                 <w:rPr>
                   <w:rFonts w:ascii="Arial" w:cs="Arial" w:eastAsia="Arial" w:hAnsi="Arial"/>
@@ -1872,7 +1872,7 @@
               <w:spacing w:after="40" w:before="0"/>
               <w:jc w:val="left"/>
             </w:pPr>
-            <w:del w:id="9029" w:author="Claude (AI) - proposed" w:date="2026-10-15T12:57:55Z">
+            <w:del w:id="9029" w:author="Claude (AI) - proposed" w:date="2026-10-18T00:31:05Z">
               <w:r>
                 <w:rPr>
                   <w:rFonts w:ascii="Arial" w:cs="Arial" w:eastAsia="Arial" w:hAnsi="Arial"/>
@@ -1887,7 +1887,7 @@
                 <w:delText xml:space="preserve">Chooses</w:delText>
               </w:r>
             </w:del>
-            <w:ins w:id="9030" w:author="Claude (AI) - proposed" w:date="2026-10-15T12:57:55Z">
+            <w:ins w:id="9030" w:author="Claude (AI) - proposed" w:date="2026-10-18T00:31:05Z">
               <w:r>
                 <w:rPr>
                   <w:rFonts w:ascii="Arial" w:cs="Arial" w:eastAsia="Arial" w:hAnsi="Arial"/>
@@ -1970,7 +1970,7 @@
               <w:spacing w:after="40" w:before="0"/>
               <w:jc w:val="left"/>
             </w:pPr>
-            <w:del w:id="9031" w:author="Claude (AI) - proposed" w:date="2026-10-15T12:57:55Z">
+            <w:del w:id="9031" w:author="Claude (AI) - proposed" w:date="2026-10-18T00:31:05Z">
               <w:r>
                 <w:rPr>
                   <w:rFonts w:ascii="Arial" w:cs="Arial" w:eastAsia="Arial" w:hAnsi="Arial"/>
@@ -1985,7 +1985,7 @@
                 <w:delText xml:space="preserve">States</w:delText>
               </w:r>
             </w:del>
-            <w:ins w:id="9032" w:author="Claude (AI) - proposed" w:date="2026-10-15T12:57:55Z">
+            <w:ins w:id="9032" w:author="Claude (AI) - proposed" w:date="2026-10-18T00:31:05Z">
               <w:r>
                 <w:rPr>
                   <w:rFonts w:ascii="Arial" w:cs="Arial" w:eastAsia="Arial" w:hAnsi="Arial"/>
@@ -2033,7 +2033,7 @@
               <w:spacing w:after="40" w:before="0"/>
               <w:jc w:val="left"/>
             </w:pPr>
-            <w:del w:id="9033" w:author="Claude (AI) - proposed" w:date="2026-10-15T12:57:55Z">
+            <w:del w:id="9033" w:author="Claude (AI) - proposed" w:date="2026-10-18T00:31:05Z">
               <w:r>
                 <w:rPr>
                   <w:rFonts w:ascii="Arial" w:cs="Arial" w:eastAsia="Arial" w:hAnsi="Arial"/>
@@ -2048,7 +2048,7 @@
                 <w:delText xml:space="preserve">Gives</w:delText>
               </w:r>
             </w:del>
-            <w:ins w:id="9034" w:author="Claude (AI) - proposed" w:date="2026-10-15T12:57:55Z">
+            <w:ins w:id="9034" w:author="Claude (AI) - proposed" w:date="2026-10-18T00:31:05Z">
               <w:r>
                 <w:rPr>
                   <w:rFonts w:ascii="Arial" w:cs="Arial" w:eastAsia="Arial" w:hAnsi="Arial"/>
@@ -2096,7 +2096,7 @@
               <w:spacing w:after="40" w:before="0"/>
               <w:jc w:val="left"/>
             </w:pPr>
-            <w:del w:id="9035" w:author="Claude (AI) - proposed" w:date="2026-10-15T12:57:55Z">
+            <w:del w:id="9035" w:author="Claude (AI) - proposed" w:date="2026-10-18T00:31:05Z">
               <w:r>
                 <w:rPr>
                   <w:rFonts w:ascii="Arial" w:cs="Arial" w:eastAsia="Arial" w:hAnsi="Arial"/>
@@ -2111,7 +2111,7 @@
                 <w:delText xml:space="preserve">Does</w:delText>
               </w:r>
             </w:del>
-            <w:ins w:id="9036" w:author="Claude (AI) - proposed" w:date="2026-10-15T12:57:55Z">
+            <w:ins w:id="9036" w:author="Claude (AI) - proposed" w:date="2026-10-18T00:31:05Z">
               <w:r>
                 <w:rPr>
                   <w:rFonts w:ascii="Arial" w:cs="Arial" w:eastAsia="Arial" w:hAnsi="Arial"/>
@@ -2194,7 +2194,7 @@
               <w:spacing w:after="40" w:before="0"/>
               <w:jc w:val="left"/>
             </w:pPr>
-            <w:del w:id="9037" w:author="Claude (AI) - proposed" w:date="2026-10-15T12:57:55Z">
+            <w:del w:id="9037" w:author="Claude (AI) - proposed" w:date="2026-10-18T00:31:05Z">
               <w:r>
                 <w:rPr>
                   <w:rFonts w:ascii="Arial" w:cs="Arial" w:eastAsia="Arial" w:hAnsi="Arial"/>
@@ -2209,7 +2209,7 @@
                 <w:delText xml:space="preserve">Gives</w:delText>
               </w:r>
             </w:del>
-            <w:ins w:id="9038" w:author="Claude (AI) - proposed" w:date="2026-10-15T12:57:55Z">
+            <w:ins w:id="9038" w:author="Claude (AI) - proposed" w:date="2026-10-18T00:31:05Z">
               <w:r>
                 <w:rPr>
                   <w:rFonts w:ascii="Arial" w:cs="Arial" w:eastAsia="Arial" w:hAnsi="Arial"/>
@@ -2257,7 +2257,7 @@
               <w:spacing w:after="40" w:before="0"/>
               <w:jc w:val="left"/>
             </w:pPr>
-            <w:del w:id="9039" w:author="Claude (AI) - proposed" w:date="2026-10-15T12:57:55Z">
+            <w:del w:id="9039" w:author="Claude (AI) - proposed" w:date="2026-10-18T00:31:05Z">
               <w:r>
                 <w:rPr>
                   <w:rFonts w:ascii="Arial" w:cs="Arial" w:eastAsia="Arial" w:hAnsi="Arial"/>
@@ -2272,7 +2272,7 @@
                 <w:delText xml:space="preserve">Explains</w:delText>
               </w:r>
             </w:del>
-            <w:ins w:id="9040" w:author="Claude (AI) - proposed" w:date="2026-10-15T12:57:55Z">
+            <w:ins w:id="9040" w:author="Claude (AI) - proposed" w:date="2026-10-18T00:31:05Z">
               <w:r>
                 <w:rPr>
                   <w:rFonts w:ascii="Arial" w:cs="Arial" w:eastAsia="Arial" w:hAnsi="Arial"/>
@@ -2320,7 +2320,7 @@
               <w:spacing w:after="40" w:before="0"/>
               <w:jc w:val="left"/>
             </w:pPr>
-            <w:del w:id="9041" w:author="Claude (AI) - proposed" w:date="2026-10-15T12:57:55Z">
+            <w:del w:id="9041" w:author="Claude (AI) - proposed" w:date="2026-10-18T00:31:05Z">
               <w:r>
                 <w:rPr>
                   <w:rFonts w:ascii="Arial" w:cs="Arial" w:eastAsia="Arial" w:hAnsi="Arial"/>
@@ -2335,7 +2335,7 @@
                 <w:delText xml:space="preserve">Gives</w:delText>
               </w:r>
             </w:del>
-            <w:ins w:id="9042" w:author="Claude (AI) - proposed" w:date="2026-10-15T12:57:55Z">
+            <w:ins w:id="9042" w:author="Claude (AI) - proposed" w:date="2026-10-18T00:31:05Z">
               <w:r>
                 <w:rPr>
                   <w:rFonts w:ascii="Arial" w:cs="Arial" w:eastAsia="Arial" w:hAnsi="Arial"/>
@@ -2485,7 +2485,7 @@
         </w:rPr>
         <w:t xml:space="preserve">© 2026 SeaVuria and ARES. This work is licensed under a </w:t>
       </w:r>
-      <w:hyperlink w:history="1" r:id="rIdgezzvy0g5qsh8kpyrf5en">
+      <w:hyperlink w:history="1" r:id="rId6sjuprwcui7hy5ft94asc">
         <w:r>
           <w:rPr>
             <w:rFonts w:ascii="Arial" w:cs="Arial" w:eastAsia="Arial" w:hAnsi="Arial"/>
@@ -2505,7 +2505,7 @@
         </w:rPr>
         <w:t xml:space="preserve"> (</w:t>
       </w:r>
-      <w:hyperlink w:history="1" r:id="rIdyc9vq7hym4vtr9ozva5g7">
+      <w:hyperlink w:history="1" r:id="rIdzxyq8_uml4samjlsw8osb">
         <w:r>
           <w:rPr>
             <w:rFonts w:ascii="Arial" w:cs="Arial" w:eastAsia="Arial" w:hAnsi="Arial"/>
@@ -2525,7 +2525,7 @@
         </w:rPr>
         <w:t xml:space="preserve">). To view a copy of this license, visit </w:t>
       </w:r>
-      <w:hyperlink w:history="1" r:id="rIdypzeearlr3kwse3noos-0">
+      <w:hyperlink w:history="1" r:id="rIdjhc6hzsywk8kwbpdudckc">
         <w:r>
           <w:rPr>
             <w:rFonts w:ascii="Arial" w:cs="Arial" w:eastAsia="Arial" w:hAnsi="Arial"/>
